--- a/reports/wg_recommendation_submission_brief.docx
+++ b/reports/wg_recommendation_submission_brief.docx
@@ -722,7 +722,7 @@
                 <w:rFonts w:ascii="Aptos" w:hAnsi="Aptos"/>
                 <w:sz w:val="15"/>
               </w:rPr>
-              <w:t>49% → 94% calibration Top-1</w:t>
+              <w:t>94% vs GPT-6 Sol (nested CV); 84% vs Fable golden</w:t>
             </w:r>
           </w:p>
         </w:tc>
@@ -1349,7 +1349,7 @@
                 <w:rFonts w:ascii="Aptos" w:hAnsi="Aptos"/>
                 <w:sz w:val="15"/>
               </w:rPr>
-              <w:t>9,632 tariff offers returned; five insurers; nine tariffs; disjoint splits; zero golden-risk overlap</w:t>
+              <w:t>9,632 tariff offers retained in usable panels; five insurers; nine tariffs; disjoint splits; zero exact golden-risk duplicates</w:t>
             </w:r>
           </w:p>
         </w:tc>
@@ -1401,7 +1401,7 @@
         <w:jc w:val="center"/>
       </w:pPr>
       <w:r>
-        <w:t>Reward search on the 200-scenario calibration split</w:t>
+        <w:t>Symbolic scorer agreement with GPT-6 Sol — nested 5-fold validation on 200 calibration scenarios; not Fable/golden</w:t>
       </w:r>
     </w:p>
     <w:p>
@@ -1417,7 +1417,7 @@
         <w:pStyle w:val="SmallBody"/>
       </w:pPr>
       <w:r>
-        <w:t>Within panels, coverage count and deductible did not vary; coverage score and annual price carried the consistent ranking signal. A deterministic 20,000-candidate search selected a quality–price curve without LLM calls or golden labels:</w:t>
+        <w:t>Within panels, coverage count and deductible did not vary; coverage score and annual price carried the consistent ranking signal. A deterministic 20,000-candidate search selected a quality–price curve without LLM calls or golden labels. In nested five-fold validation, the symbolic scorer matched GPT-6 Sol on 188/200 calibration Top-1 choices (94%). After the weights were frozen, the same scorer matched Fable on 42/50 Top-1 choices (84%) on the separate golden set. Neither number is model accuracy.</w:t>
       </w:r>
     </w:p>
     <w:tbl>
